--- a/manuel-malagasy-t5/output/Manuel_Malagasy_T5_Loha4_V1.docx
+++ b/manuel-malagasy-t5/output/Manuel_Malagasy_T5_Loha4_V1.docx
@@ -3384,7 +3384,7 @@
           <w:color w:val="000000"/>
           <w:sz w:val="22"/>
         </w:rPr>
-        <w:t xml:space="preserve">— — Diso : « Tsy mety izany, satria zanaky ny mpanjono izy ! » — Marina : « Tsy mety izany, </w:t>
+        <w:t xml:space="preserve">— Diso : « Tsy mety izany, satria zanaky ny mpanjono izy ! » — Marina : « Tsy mety izany, </w:t>
       </w:r>
       <w:r>
         <w:rPr>
@@ -3419,7 +3419,7 @@
           <w:color w:val="000000"/>
           <w:sz w:val="22"/>
         </w:rPr>
-        <w:t xml:space="preserve">— — Diso : « Mba mangina ianao ! » — Marina : « </w:t>
+        <w:t xml:space="preserve">— Diso : « Mba mangina ianao ! » — Marina : « </w:t>
       </w:r>
       <w:r>
         <w:rPr>
@@ -3454,7 +3454,7 @@
           <w:color w:val="000000"/>
           <w:sz w:val="22"/>
         </w:rPr>
-        <w:t xml:space="preserve">— — Diso : « Ny mahantra dia tsy mety mianatra. » — Marina : « </w:t>
+        <w:t xml:space="preserve">— Diso : « Ny mahantra dia tsy mety mianatra. » — Marina : « </w:t>
       </w:r>
       <w:r>
         <w:rPr>
@@ -12143,7 +12143,7 @@
           <w:color w:val="000000"/>
           <w:sz w:val="22"/>
         </w:rPr>
-        <w:t xml:space="preserve">— — Diso : « </w:t>
+        <w:t xml:space="preserve">— Diso : « </w:t>
       </w:r>
       <w:r>
         <w:rPr>
@@ -12197,7 +12197,7 @@
           <w:color w:val="000000"/>
           <w:sz w:val="22"/>
         </w:rPr>
-        <w:t xml:space="preserve">— — Diso : « </w:t>
+        <w:t xml:space="preserve">— Diso : « </w:t>
       </w:r>
       <w:r>
         <w:rPr>
@@ -12251,7 +12251,7 @@
           <w:color w:val="000000"/>
           <w:sz w:val="22"/>
         </w:rPr>
-        <w:t xml:space="preserve">— — Diso : « Ny fifanajana </w:t>
+        <w:t xml:space="preserve">— Diso : « Ny fifanajana </w:t>
       </w:r>
       <w:r>
         <w:rPr>
@@ -16109,7 +16109,7 @@
           <w:color w:val="000000"/>
           <w:sz w:val="22"/>
         </w:rPr>
-        <w:t xml:space="preserve">— — Diso : « </w:t>
+        <w:t xml:space="preserve">— Diso : « </w:t>
       </w:r>
       <w:r>
         <w:rPr>
@@ -16163,7 +16163,7 @@
           <w:color w:val="000000"/>
           <w:sz w:val="22"/>
         </w:rPr>
-        <w:t xml:space="preserve">— — Diso : « Ny fianarana dia </w:t>
+        <w:t xml:space="preserve">— Diso : « Ny fianarana dia </w:t>
       </w:r>
       <w:r>
         <w:rPr>
@@ -16217,7 +16217,7 @@
           <w:color w:val="000000"/>
           <w:sz w:val="22"/>
         </w:rPr>
-        <w:t xml:space="preserve">— — Diso : « Ny hazo no ho voaaro noho ny mampidi-toza. » — Marina : « … </w:t>
+        <w:t xml:space="preserve">— Diso : « Ny hazo no ho voaaro noho ny mampidi-toza. » — Marina : « … </w:t>
       </w:r>
       <w:r>
         <w:rPr>
